--- a/Rulebook.docx
+++ b/Rulebook.docx
@@ -40,17 +40,6 @@
       </w:pPr>
       <w:r>
         <w:t>A deck consisting of 20 cards with no more than 1 card of the same name</w:t>
-      </w:r>
-    </w:p>
-    <w:p>
-      <w:pPr>
-        <w:numPr>
-          <w:ilvl w:val="1"/>
-          <w:numId w:val="1"/>
-        </w:numPr>
-      </w:pPr>
-      <w:r>
-        <w:t>1 card limit is removed in draft mode</w:t>
       </w:r>
     </w:p>
     <w:p>
@@ -455,7 +444,29 @@
         <w:t>while</w:t>
       </w:r>
       <w:r>
-        <w:t xml:space="preserve"> tapped, unless stated otherwise.</w:t>
+        <w:t xml:space="preserve"> tapped, unless stated otherwise</w:t>
+      </w:r>
+      <w:r>
+        <w:t>.</w:t>
+      </w:r>
+    </w:p>
+    <w:p>
+      <w:pPr>
+        <w:pStyle w:val="Heading2"/>
+      </w:pPr>
+      <w:r>
+        <w:t>Guarding</w:t>
+      </w:r>
+    </w:p>
+    <w:p>
+      <w:r>
+        <w:t>When a creature is</w:t>
+      </w:r>
+      <w:r>
+        <w:t xml:space="preserve"> about to be attacked by another creature, the creature attacking first deals the damage to the guarding creature. If the guarding creature survives, they then deal damage back to the attacking creature.</w:t>
+      </w:r>
+      <w:r>
+        <w:t xml:space="preserve"> A creature who survives guarding is not considered to have “survived combat” regarding card effects that take this into account.</w:t>
       </w:r>
     </w:p>
     <w:p>
@@ -468,6 +479,108 @@
           <w:szCs w:val="22"/>
         </w:rPr>
       </w:pPr>
+      <w:r>
+        <w:br w:type="page"/>
+      </w:r>
+    </w:p>
+    <w:p>
+      <w:pPr>
+        <w:pStyle w:val="Heading1"/>
+      </w:pPr>
+      <w:r>
+        <w:lastRenderedPageBreak/>
+        <w:t>Titans</w:t>
+      </w:r>
+    </w:p>
+    <w:p>
+      <w:pPr>
+        <w:pStyle w:val="Heading2"/>
+      </w:pPr>
+      <w:r>
+        <w:t>Basic Info</w:t>
+      </w:r>
+    </w:p>
+    <w:p>
+      <w:r>
+        <w:t>Titans are a special type of card, most like creatures, designed to deal damage to the opponent directly. Like off-site cards, you can play one Titan in the “Titan Space” once per turn; this does not use up your creature summon.</w:t>
+      </w:r>
+      <w:r>
+        <w:t xml:space="preserve"> A Titan cannot be added to the Titan Space if a Titan is already occupying the space, or a Titan is in the grid. </w:t>
+      </w:r>
+      <w:r>
+        <w:t>Once a Titan is in the titan space, you may summon the titan to the battlefield if there is space available. This uses your creature summon and cannot be done on the same turn you add the titan to the space</w:t>
+      </w:r>
+      <w:r>
+        <w:t>.</w:t>
+      </w:r>
+      <w:r>
+        <w:t xml:space="preserve"> Titans usually have extra costs beyond just summoning them.</w:t>
+      </w:r>
+      <w:r>
+        <w:t xml:space="preserve"> If a specific rule regarding Titans is not mentioned, it is assumed that they act the same as creatures</w:t>
+      </w:r>
+      <w:r>
+        <w:t xml:space="preserve"> in that scenario.</w:t>
+      </w:r>
+    </w:p>
+    <w:p>
+      <w:pPr>
+        <w:pStyle w:val="Heading2"/>
+      </w:pPr>
+      <w:r>
+        <w:t>Attacking</w:t>
+      </w:r>
+      <w:r>
+        <w:t>/Guarding</w:t>
+      </w:r>
+    </w:p>
+    <w:p>
+      <w:r>
+        <w:t>When a Titan chooses to attack, unlike creatures they can choose from 2 options.</w:t>
+      </w:r>
+    </w:p>
+    <w:p>
+      <w:pPr>
+        <w:numPr>
+          <w:ilvl w:val="0"/>
+          <w:numId w:val="2"/>
+        </w:numPr>
+      </w:pPr>
+      <w:r>
+        <w:t>Attack the creature opposing them in the same manner as creatures (refer to creature rules for details)</w:t>
+      </w:r>
+    </w:p>
+    <w:p>
+      <w:pPr>
+        <w:numPr>
+          <w:ilvl w:val="0"/>
+          <w:numId w:val="2"/>
+        </w:numPr>
+      </w:pPr>
+      <w:r>
+        <w:t>Attack the player directly</w:t>
+      </w:r>
+    </w:p>
+    <w:p>
+      <w:r>
+        <w:t>If you choose the 2</w:t>
+      </w:r>
+      <w:r>
+        <w:rPr>
+          <w:vertAlign w:val="superscript"/>
+        </w:rPr>
+        <w:t>nd</w:t>
+      </w:r>
+      <w:r>
+        <w:t xml:space="preserve"> option, a clear distinction between creatures and titans is that they must deal with the opposing player’s off-site card first.</w:t>
+      </w:r>
+    </w:p>
+    <w:p>
+      <w:r>
+        <w:t>Titans handle guarding in the exact same way as creatures.</w:t>
+      </w:r>
+    </w:p>
+    <w:p>
       <w:r>
         <w:br w:type="page"/>
       </w:r>
@@ -784,6 +897,95 @@
 <file path=word/numbering.xml><?xml version="1.0" encoding="utf-8"?>
 <w:numbering xmlns:wpc="http://schemas.microsoft.com/office/word/2010/wordprocessingCanvas" xmlns:cx="http://schemas.microsoft.com/office/drawing/2014/chartex" xmlns:cx1="http://schemas.microsoft.com/office/drawing/2015/9/8/chartex" xmlns:cx2="http://schemas.microsoft.com/office/drawing/2015/10/21/chartex" xmlns:cx3="http://schemas.microsoft.com/office/drawing/2016/5/9/chartex" xmlns:cx4="http://schemas.microsoft.com/office/drawing/2016/5/10/chartex" xmlns:cx5="http://schemas.microsoft.com/office/drawing/2016/5/11/chartex" xmlns:cx6="http://schemas.microsoft.com/office/drawing/2016/5/12/chartex" xmlns:cx7="http://schemas.microsoft.com/office/drawing/2016/5/13/chartex" xmlns:cx8="http://schemas.microsoft.com/office/drawing/2016/5/14/chartex" xmlns:mc="http://schemas.openxmlformats.org/markup-compatibility/2006" xmlns:aink="http://schemas.microsoft.com/office/drawing/2016/ink" xmlns:am3d="http://schemas.microsoft.com/office/drawing/2017/model3d" xmlns:o="urn:schemas-microsoft-com:office:office" xmlns:oel="http://schemas.microsoft.com/office/2019/extlst" xmlns:r="http://schemas.openxmlformats.org/officeDocument/2006/relationships" xmlns:m="http://schemas.openxmlformats.org/officeDocument/2006/math" xmlns:v="urn:schemas-microsoft-com:vml" xmlns:wp14="http://schemas.microsoft.com/office/word/2010/wordprocessingDrawing" xmlns:wp="http://schemas.openxmlformats.org/drawingml/2006/wordprocessingDrawing" xmlns:w10="urn:schemas-microsoft-com:office:word" xmlns:w="http://schemas.openxmlformats.org/wordprocessingml/2006/main" xmlns:w14="http://schemas.microsoft.com/office/word/2010/wordml" xmlns:w15="http://schemas.microsoft.com/office/word/2012/wordml" xmlns:w16cex="http://schemas.microsoft.com/office/word/2018/wordml/cex" xmlns:w16cid="http://schemas.microsoft.com/office/word/2016/wordml/cid" xmlns:w16="http://schemas.microsoft.com/office/word/2018/wordml" xmlns:w16du="http://schemas.microsoft.com/office/word/2023/wordml/word16du" xmlns:w16sdtdh="http://schemas.microsoft.com/office/word/2020/wordml/sdtdatahash" xmlns:w16se="http://schemas.microsoft.com/office/word/2015/wordml/symex" xmlns:wpg="http://schemas.microsoft.com/office/word/2010/wordprocessingGroup" xmlns:wpi="http://schemas.microsoft.com/office/word/2010/wordprocessingInk" xmlns:wne="http://schemas.microsoft.com/office/word/2006/wordml" xmlns:wps="http://schemas.microsoft.com/office/word/2010/wordprocessingShape" mc:Ignorable="w14 w15 w16se w16cid w16 w16cex w16sdtdh w16du wp14">
   <w:abstractNum w:abstractNumId="0" w15:restartNumberingAfterBreak="0">
+    <w:nsid w:val="0E9340DA"/>
+    <w:multiLevelType w:val="hybridMultilevel"/>
+    <w:tmpl w:val="FE98B370"/>
+    <w:lvl w:ilvl="0" w:tplc="1009000F">
+      <w:start w:val="1"/>
+      <w:numFmt w:val="decimal"/>
+      <w:lvlText w:val="%1."/>
+      <w:lvlJc w:val="left"/>
+      <w:pPr>
+        <w:ind w:left="720" w:hanging="360"/>
+      </w:pPr>
+      <w:rPr>
+        <w:rFonts w:hint="default"/>
+      </w:rPr>
+    </w:lvl>
+    <w:lvl w:ilvl="1" w:tplc="10090019" w:tentative="1">
+      <w:start w:val="1"/>
+      <w:numFmt w:val="lowerLetter"/>
+      <w:lvlText w:val="%2."/>
+      <w:lvlJc w:val="left"/>
+      <w:pPr>
+        <w:ind w:left="1440" w:hanging="360"/>
+      </w:pPr>
+    </w:lvl>
+    <w:lvl w:ilvl="2" w:tplc="1009001B" w:tentative="1">
+      <w:start w:val="1"/>
+      <w:numFmt w:val="lowerRoman"/>
+      <w:lvlText w:val="%3."/>
+      <w:lvlJc w:val="right"/>
+      <w:pPr>
+        <w:ind w:left="2160" w:hanging="180"/>
+      </w:pPr>
+    </w:lvl>
+    <w:lvl w:ilvl="3" w:tplc="1009000F" w:tentative="1">
+      <w:start w:val="1"/>
+      <w:numFmt w:val="decimal"/>
+      <w:lvlText w:val="%4."/>
+      <w:lvlJc w:val="left"/>
+      <w:pPr>
+        <w:ind w:left="2880" w:hanging="360"/>
+      </w:pPr>
+    </w:lvl>
+    <w:lvl w:ilvl="4" w:tplc="10090019" w:tentative="1">
+      <w:start w:val="1"/>
+      <w:numFmt w:val="lowerLetter"/>
+      <w:lvlText w:val="%5."/>
+      <w:lvlJc w:val="left"/>
+      <w:pPr>
+        <w:ind w:left="3600" w:hanging="360"/>
+      </w:pPr>
+    </w:lvl>
+    <w:lvl w:ilvl="5" w:tplc="1009001B" w:tentative="1">
+      <w:start w:val="1"/>
+      <w:numFmt w:val="lowerRoman"/>
+      <w:lvlText w:val="%6."/>
+      <w:lvlJc w:val="right"/>
+      <w:pPr>
+        <w:ind w:left="4320" w:hanging="180"/>
+      </w:pPr>
+    </w:lvl>
+    <w:lvl w:ilvl="6" w:tplc="1009000F" w:tentative="1">
+      <w:start w:val="1"/>
+      <w:numFmt w:val="decimal"/>
+      <w:lvlText w:val="%7."/>
+      <w:lvlJc w:val="left"/>
+      <w:pPr>
+        <w:ind w:left="5040" w:hanging="360"/>
+      </w:pPr>
+    </w:lvl>
+    <w:lvl w:ilvl="7" w:tplc="10090019" w:tentative="1">
+      <w:start w:val="1"/>
+      <w:numFmt w:val="lowerLetter"/>
+      <w:lvlText w:val="%8."/>
+      <w:lvlJc w:val="left"/>
+      <w:pPr>
+        <w:ind w:left="5760" w:hanging="360"/>
+      </w:pPr>
+    </w:lvl>
+    <w:lvl w:ilvl="8" w:tplc="1009001B" w:tentative="1">
+      <w:start w:val="1"/>
+      <w:numFmt w:val="lowerRoman"/>
+      <w:lvlText w:val="%9."/>
+      <w:lvlJc w:val="right"/>
+      <w:pPr>
+        <w:ind w:left="6480" w:hanging="180"/>
+      </w:pPr>
+    </w:lvl>
+  </w:abstractNum>
+  <w:abstractNum w:abstractNumId="1" w15:restartNumberingAfterBreak="0">
     <w:nsid w:val="384C0876"/>
     <w:multiLevelType w:val="hybridMultilevel"/>
     <w:tmpl w:val="6010CDEA"/>
@@ -896,6 +1098,9 @@
     </w:lvl>
   </w:abstractNum>
   <w:num w:numId="1" w16cid:durableId="201479276">
+    <w:abstractNumId w:val="1"/>
+  </w:num>
+  <w:num w:numId="2" w16cid:durableId="1909076991">
     <w:abstractNumId w:val="0"/>
   </w:num>
 </w:numbering>
